--- a/klagomål/A 26070-2026 FSC-klagomål.docx
+++ b/klagomål/A 26070-2026 FSC-klagomål.docx
@@ -1165,7 +1165,7 @@
     <w:r>
       <w:tab/>
       <w:tab/>
-      <w:t>2026-07-13</w:t>
+      <w:t>2026-07-14</w:t>
       <w:br/>
       <w:br/>
     </w:r>

--- a/klagomål/A 26070-2026 FSC-klagomål.docx
+++ b/klagomål/A 26070-2026 FSC-klagomål.docx
@@ -1165,7 +1165,7 @@
     <w:r>
       <w:tab/>
       <w:tab/>
-      <w:t>2026-07-14</w:t>
+      <w:t>2026-07-15</w:t>
       <w:br/>
       <w:br/>
     </w:r>

--- a/klagomål/A 26070-2026 FSC-klagomål.docx
+++ b/klagomål/A 26070-2026 FSC-klagomål.docx
@@ -1165,7 +1165,7 @@
     <w:r>
       <w:tab/>
       <w:tab/>
-      <w:t>2026-07-15</w:t>
+      <w:t>2026-07-16</w:t>
       <w:br/>
       <w:br/>
     </w:r>

--- a/klagomål/A 26070-2026 FSC-klagomål.docx
+++ b/klagomål/A 26070-2026 FSC-klagomål.docx
@@ -1165,7 +1165,7 @@
     <w:r>
       <w:tab/>
       <w:tab/>
-      <w:t>2026-07-16</w:t>
+      <w:t>2026-07-17</w:t>
       <w:br/>
       <w:br/>
     </w:r>

--- a/klagomål/A 26070-2026 FSC-klagomål.docx
+++ b/klagomål/A 26070-2026 FSC-klagomål.docx
@@ -178,7 +178,7 @@
       <w:r>
         <w:drawing>
           <wp:inline xmlns:a="http://schemas.openxmlformats.org/drawingml/2006/main" xmlns:pic="http://schemas.openxmlformats.org/drawingml/2006/picture">
-            <wp:extent cx="5486400" cy="4238291"/>
+            <wp:extent cx="5486400" cy="4119513"/>
             <wp:docPr id="1" name="Picture 1"/>
             <wp:cNvGraphicFramePr>
               <a:graphicFrameLocks noChangeAspect="1"/>
@@ -199,7 +199,7 @@
                   <pic:spPr>
                     <a:xfrm>
                       <a:off x="0" y="0"/>
-                      <a:ext cx="5486400" cy="4238291"/>
+                      <a:ext cx="5486400" cy="4119513"/>
                     </a:xfrm>
                     <a:prstGeom prst="rect"/>
                   </pic:spPr>
@@ -221,7 +221,7 @@
     </w:p>
     <w:p>
       <w:r>
-        <w:t>I och inom 15 meter från avverkningsanmälan finns fynd av 4 naturvårdsarter, varav 2 är rödlistade, 2 är fridlysta, 4 är typiska (T) och 1 är signalart (S): knärot (VU, T, §8), vedtrappmossa (NT, T), grönpyrola (S, T) och spillkråka (T, §4). Se Figur 1.</w:t>
+        <w:t>I och inom 15 meter från avverkningsanmälan finns fynd av 7 naturvårdsarter, varav 4 är rödlistade, 3 är fridlysta, 6 är typiska (T) och 1 är signalart (S): knärot (VU, T, §8), silverblåvinge (VU), tallticka (NT, T), vedtrappmossa (NT, T), grönpyrola (S, T), spillkråka (T, §4) och tofsmes (T, §4). Se Figur 1.</w:t>
       </w:r>
     </w:p>
     <w:p>
@@ -352,6 +352,35 @@
         <w:rPr>
           <w:b/>
         </w:rPr>
+        <w:t xml:space="preserve">Tallticka (NT) </w:t>
+      </w:r>
+      <w:r>
+        <w:t xml:space="preserve">uppträder först på tallar som är 100–150 år gamla men är vanligast på träd som är runt 150–200 år eller äldre. I skogslandskapet är den främst knuten till tallnaturskogar och restbiotoper med biologiskt gamla träd och signalerar vanligtvis skyddsvärda tallbestånd med höga naturvärden. Tallticka är typisk art för </w:t>
+      </w:r>
+      <w:r>
+        <w:rPr>
+          <w:i/>
+        </w:rPr>
+        <w:t xml:space="preserve">9010 Taiga </w:t>
+      </w:r>
+      <w:r>
+        <w:t xml:space="preserve">och </w:t>
+      </w:r>
+      <w:r>
+        <w:rPr>
+          <w:i/>
+        </w:rPr>
+        <w:t>9060 Åsbarrskog</w:t>
+      </w:r>
+      <w:r>
+        <w:t xml:space="preserve"> (SLU Artdatabanken, 2023; Nitare &amp; Skogsstyrelsen, 2019).</w:t>
+      </w:r>
+    </w:p>
+    <w:p>
+      <w:r>
+        <w:rPr>
+          <w:b/>
+        </w:rPr>
         <w:t xml:space="preserve">Vedtrappmossa (NT) </w:t>
       </w:r>
       <w:r>
@@ -423,6 +452,26 @@
       </w:r>
       <w:r>
         <w:t>. Den behöver grova träd, främst tall, asp och bok som boträd. Skogsbruk med korta omloppstider och täta, homogena ungskogar utgör det största hotet. Spillkråka är en nyckelart i skogliga miljöer vars övergivna bohål utnyttjas av flera andra hålhäckande fågelarter och fladdermöss, däribland pärluggla (EN, §4), knipa (§4), salskrake (§4) och skogsduva (§4). Hökuggla (VU, §4) och slaguggla (§4) häckar ofta i högstubbar som brutits av i höjd med ett gammalt spillkråkebo (SLU Artdatabanken, 2026; Skogsstyrelsen, 2016).</w:t>
+      </w:r>
+    </w:p>
+    <w:p>
+      <w:r>
+        <w:rPr>
+          <w:b/>
+        </w:rPr>
+        <w:t>Tofsmes (§4)</w:t>
+      </w:r>
+      <w:r>
+        <w:t xml:space="preserve"> häckar i barr- och blandskog, främst i tallskog. Tofsmes är typisk art för </w:t>
+      </w:r>
+      <w:r>
+        <w:rPr>
+          <w:i/>
+        </w:rPr>
+        <w:t xml:space="preserve">9010 Taiga </w:t>
+      </w:r>
+      <w:r>
+        <w:t>(SLU Artdatabanken, 2025).</w:t>
       </w:r>
     </w:p>
     <w:p>
@@ -531,7 +580,7 @@
         <w:rPr>
           <w:i/>
         </w:rPr>
-        <w:t>I det avverkningsanmälda skogsområdet har 4 naturvårdsarter varav 2 rödlistade arter sina livsmiljöer och växtplatser.</w:t>
+        <w:t>I det avverkningsanmälda skogsområdet har 7 naturvårdsarter varav 4 rödlistade arter sina livsmiljöer och växtplatser.</w:t>
       </w:r>
     </w:p>
     <w:p>
@@ -1165,7 +1214,7 @@
     <w:r>
       <w:tab/>
       <w:tab/>
-      <w:t>2026-07-17</w:t>
+      <w:t>2026-07-18</w:t>
       <w:br/>
       <w:br/>
     </w:r>

--- a/klagomål/A 26070-2026 FSC-klagomål.docx
+++ b/klagomål/A 26070-2026 FSC-klagomål.docx
@@ -178,7 +178,7 @@
       <w:r>
         <w:drawing>
           <wp:inline xmlns:a="http://schemas.openxmlformats.org/drawingml/2006/main" xmlns:pic="http://schemas.openxmlformats.org/drawingml/2006/picture">
-            <wp:extent cx="5486400" cy="4119513"/>
+            <wp:extent cx="5486400" cy="4128940"/>
             <wp:docPr id="1" name="Picture 1"/>
             <wp:cNvGraphicFramePr>
               <a:graphicFrameLocks noChangeAspect="1"/>
@@ -199,7 +199,7 @@
                   <pic:spPr>
                     <a:xfrm>
                       <a:off x="0" y="0"/>
-                      <a:ext cx="5486400" cy="4119513"/>
+                      <a:ext cx="5486400" cy="4128940"/>
                     </a:xfrm>
                     <a:prstGeom prst="rect"/>
                   </pic:spPr>
@@ -221,7 +221,7 @@
     </w:p>
     <w:p>
       <w:r>
-        <w:t>I och inom 15 meter från avverkningsanmälan finns fynd av 7 naturvårdsarter, varav 4 är rödlistade, 3 är fridlysta, 6 är typiska (T) och 1 är signalart (S): knärot (VU, T, §8), silverblåvinge (VU), tallticka (NT, T), vedtrappmossa (NT, T), grönpyrola (S, T), spillkråka (T, §4) och tofsmes (T, §4). Se Figur 1.</w:t>
+        <w:t>I och inom 15 meter från avverkningsanmälan finns fynd av 10 naturvårdsarter, varav 5 är rödlistade, 5 är fridlysta, 8 är typiska (T) och 1 är signalart (S): knärot (VU, T, §8), silverblåvinge (VU), tallticka (NT, T), talltita (NT, §4), vedtrappmossa (NT, T), grönpyrola (S, T), järpe (T, §4), spillkråka (T, §4), timmerticka (T) och tofsmes (T, §4). Se Figur 1.</w:t>
       </w:r>
     </w:p>
     <w:p>
@@ -381,6 +381,17 @@
         <w:rPr>
           <w:b/>
         </w:rPr>
+        <w:t>Talltita (NT, §4)</w:t>
+      </w:r>
+      <w:r>
+        <w:t>, rödlistad som nära hotad och prioriterad art i Skogsvårdslagen, har häckningsrevir i anmälan. Arten har minskat kraftigt de senaste 30 åren och minskningstakten innevarande 10-årsperiod beräknas till 20 (10–30) %. Talltitan är synnerligen trogen sitt cirka 15 hektar stora revir och är beroende av flerskiktade olikåldriga skogar för att kunna föda upp sina ungar. Talltitan försvinner om dess livsmiljö kalavverkas (Eggers &amp; Low, 2014; Ekman, 1979; Griesser et al, 2007; Klein, 2020; Siffczyk et al, 2003; SLU Artdatabanken, 2021).</w:t>
+      </w:r>
+    </w:p>
+    <w:p>
+      <w:r>
+        <w:rPr>
+          <w:b/>
+        </w:rPr>
         <w:t xml:space="preserve">Vedtrappmossa (NT) </w:t>
       </w:r>
       <w:r>
@@ -430,6 +441,35 @@
         <w:rPr>
           <w:b/>
         </w:rPr>
+        <w:t>Järpe (§4)</w:t>
+      </w:r>
+      <w:r>
+        <w:t xml:space="preserve">, som är upptagen i bilaga 1 och 2 EU:s fågeldirektiv, är mycket stationär inom sitt revir som är minst 25 hektar stort. Livsmiljöerna utgörs av tät barrskog med inblandning av lövträd och en väl utvecklad flerskiktad struktur med bärris och yngre eller undertryckta, täta granar i ett lägre skikt, ofta utmed bäckar och åar inne i den skyddande granskogen. Den överlever inte om dess livsmiljö kalavverkas och är även känslig för röjning, gallring och avverkning där unga granar och lövträd inte sparas i tillräcklig omfattning. Arten finns i sammanhängande grandominerad skog över hela Sverige men förekomsterna är betydligt glesare i Götaland än i övriga landet. Järpe är typisk art för </w:t>
+      </w:r>
+      <w:r>
+        <w:rPr>
+          <w:i/>
+        </w:rPr>
+        <w:t xml:space="preserve">9010 Taiga, 9080 Lövsumpskog </w:t>
+      </w:r>
+      <w:r>
+        <w:t xml:space="preserve">och </w:t>
+      </w:r>
+      <w:r>
+        <w:rPr>
+          <w:i/>
+        </w:rPr>
+        <w:t xml:space="preserve">9740 Skogsbevuxen myr </w:t>
+      </w:r>
+      <w:r>
+        <w:t>(SLU Artdatabanken, 2026).</w:t>
+      </w:r>
+    </w:p>
+    <w:p>
+      <w:r>
+        <w:rPr>
+          <w:b/>
+        </w:rPr>
         <w:t>Spillkråka (§4)</w:t>
       </w:r>
       <w:r>
@@ -452,6 +492,35 @@
       </w:r>
       <w:r>
         <w:t>. Den behöver grova träd, främst tall, asp och bok som boträd. Skogsbruk med korta omloppstider och täta, homogena ungskogar utgör det största hotet. Spillkråka är en nyckelart i skogliga miljöer vars övergivna bohål utnyttjas av flera andra hålhäckande fågelarter och fladdermöss, däribland pärluggla (EN, §4), knipa (§4), salskrake (§4) och skogsduva (§4). Hökuggla (VU, §4) och slaguggla (§4) häckar ofta i högstubbar som brutits av i höjd med ett gammalt spillkråkebo (SLU Artdatabanken, 2026; Skogsstyrelsen, 2016).</w:t>
+      </w:r>
+    </w:p>
+    <w:p>
+      <w:r>
+        <w:rPr>
+          <w:b/>
+        </w:rPr>
+        <w:t>Timmerticka</w:t>
+      </w:r>
+      <w:r>
+        <w:t xml:space="preserve"> är typisk art för </w:t>
+      </w:r>
+      <w:r>
+        <w:rPr>
+          <w:i/>
+        </w:rPr>
+        <w:t>9060 Åsbarrskog</w:t>
+      </w:r>
+      <w:r>
+        <w:t>. Bland annat åtgärdsprogramsarten skrovlig flatbagge (NT) samt timmertickgnagare kan påträffas på eller i nära anslutning till fruktkroppar av timmerticka</w:t>
+      </w:r>
+      <w:r>
+        <w:rPr>
+          <w:i/>
+        </w:rPr>
+        <w:t xml:space="preserve"> </w:t>
+      </w:r>
+      <w:r>
+        <w:t>(SLU Artdatabanken, 2026).</w:t>
       </w:r>
     </w:p>
     <w:p>
@@ -580,7 +649,7 @@
         <w:rPr>
           <w:i/>
         </w:rPr>
-        <w:t>I det avverkningsanmälda skogsområdet har 7 naturvårdsarter varav 4 rödlistade arter sina livsmiljöer och växtplatser.</w:t>
+        <w:t>I det avverkningsanmälda skogsområdet har 10 naturvårdsarter varav 5 rödlistade arter sina livsmiljöer och växtplatser.</w:t>
       </w:r>
     </w:p>
     <w:p>
@@ -1012,6 +1081,184 @@
       </w:r>
       <w:r>
         <w:t>SLU Artdatabanken, Uppsala.</w:t>
+      </w:r>
+    </w:p>
+    <w:p>
+      <w:pPr>
+        <w:pStyle w:val="Heading1"/>
+      </w:pPr>
+      <w:r>
+        <w:t>Talltita – ekologi samt krav på livsmiljön</w:t>
+      </w:r>
+    </w:p>
+    <w:p>
+      <w:r>
+        <w:t>Talltita är rödlistad som NT, fridlyst och prioriterad art i Skogsvårdslagen. Den omfattas av EU:s fågeldirektiv. Arten har minskat kraftigt de senaste 30 åren och minskningstakten innevarande 10-årsperiod beräknas till 20 (10–30) % (SLU Artdatabanken, 2022).</w:t>
+      </w:r>
+    </w:p>
+    <w:p>
+      <w:r>
+        <w:t>Talltita föredrar större sammanhängande barrskogar, och finns såväl i tallskog som granskog och i lövblandad barrskog. Skogens struktur är viktig och ska helst vara flerskiktad med riklig underväxt av mindre granar, björk och andra lövträd och buskar. Tillgång på murknande högstubbar är särskilt viktig, eftersom talltitan helst själv hackar ut sitt bohål (SLU Artdatabanken, 2022).</w:t>
+      </w:r>
+    </w:p>
+    <w:p>
+      <w:r>
+        <w:t>Det finns flera studier som visar att talltita är känslig för gallring och inte överlever när dess livsmiljö kalavverkas (Eggers and Low, 2014; Griesser et al., 2007; Klein, 2020). Talltitans revir är förhållandevis stora, 10–20 hektar och arten missgynnas när skogen fragmenteras. Kalavverkning av större delar av reviret innebär att det överges (Artdatabanken, 2021).</w:t>
+      </w:r>
+    </w:p>
+    <w:p>
+      <w:r>
+        <w:t>Talltitan är synnerligen trogen sitt revir så länge paret lever och biotopen förblir intakt. Paret stannar i sitt revir året om. En förlust av ett revir har därför en stor inverkan på den lokala populationen och trakthyggesbruket anses vara orsak till den svenska populationens kraftiga minskning. Talltiteparets revirtrohet innebär att närhelst under året man observerar en adult talltita så ingår denna plats i reviret (Siffczyk et al., 2003; Ekman, 1979).</w:t>
+      </w:r>
+    </w:p>
+    <w:p>
+      <w:pPr>
+        <w:pStyle w:val="Heading2"/>
+      </w:pPr>
+      <w:r>
+        <w:t>Referenser – talltita</w:t>
+      </w:r>
+    </w:p>
+    <w:p>
+      <w:r>
+        <w:t xml:space="preserve">Eggers, S., Low, M., 2014. </w:t>
+      </w:r>
+      <w:r>
+        <w:rPr>
+          <w:i/>
+        </w:rPr>
+        <w:t xml:space="preserve">Differential demographic responses of sympatric Parids to vegetation management in boreal forest. </w:t>
+      </w:r>
+      <w:r>
+        <w:t>For. Ecol. Manage. 319, 169–175.</w:t>
+      </w:r>
+    </w:p>
+    <w:p>
+      <w:r>
+        <w:t xml:space="preserve">Ekman, J., 1979. </w:t>
+      </w:r>
+      <w:r>
+        <w:rPr>
+          <w:i/>
+        </w:rPr>
+        <w:t xml:space="preserve">Coherence, composition and territories of winter social groups of the Willow Tit Parus montanus and the Crested Tit P. cristatus. </w:t>
+      </w:r>
+      <w:r>
+        <w:t>Ornis Scandinavica, 10, pp 56–68</w:t>
+      </w:r>
+    </w:p>
+    <w:p>
+      <w:r>
+        <w:t xml:space="preserve">Griesser, M., Nystrand, M., Eggers, S., Ekman, J., 2007. </w:t>
+      </w:r>
+      <w:r>
+        <w:rPr>
+          <w:i/>
+        </w:rPr>
+        <w:t xml:space="preserve">Impact of forestry practices on fitness correlates and population productivity in an open-nesting bird species. </w:t>
+      </w:r>
+      <w:r>
+        <w:t>Conserv. Biol. 21, 767–774. https://doi.org/10.1111/j.1523- 1739.2007.00675.x</w:t>
+      </w:r>
+    </w:p>
+    <w:p>
+      <w:r>
+        <w:t xml:space="preserve">Klein, J., 2020. </w:t>
+      </w:r>
+      <w:r>
+        <w:rPr>
+          <w:i/>
+        </w:rPr>
+        <w:t xml:space="preserve">The forgotten forest – On thinning, retention, and biodiversity in the boreal forest. </w:t>
+      </w:r>
+      <w:r>
+        <w:t>Doctoral Thesis No. 2020:50</w:t>
+      </w:r>
+    </w:p>
+    <w:p>
+      <w:r>
+        <w:t xml:space="preserve">Siffczyk, C., Brotons, L., Kangas, K., Orell, M., 2003. </w:t>
+      </w:r>
+      <w:r>
+        <w:rPr>
+          <w:i/>
+        </w:rPr>
+        <w:t xml:space="preserve">Home range size of willow tits. </w:t>
+      </w:r>
+      <w:r>
+        <w:t>Oecologica, 136, 635–642 (2003)</w:t>
+      </w:r>
+    </w:p>
+    <w:p>
+      <w:r>
+        <w:t xml:space="preserve">SLU Artdatabanken, 2021. </w:t>
+      </w:r>
+      <w:r>
+        <w:rPr>
+          <w:i/>
+        </w:rPr>
+        <w:t xml:space="preserve">Artfaktablad. Naturvård – artfakta. </w:t>
+      </w:r>
+      <w:r>
+        <w:t>SLU Artdatabanken, Uppsala</w:t>
+      </w:r>
+    </w:p>
+    <w:p>
+      <w:pPr>
+        <w:pStyle w:val="Heading1"/>
+      </w:pPr>
+      <w:r>
+        <w:t>Järpe – ekologi samt krav på livsmiljön</w:t>
+      </w:r>
+    </w:p>
+    <w:p>
+      <w:r>
+        <w:t>Järpe är fridlyst enligt 4§ artskyddsförordningen och upptagen i bilaga 1 och 2 EU:s fågeldirektiv. Den finns i sammanhängande grandominerad skog över hela Sverige men förekomsterna är betydligt glesare i Götaland än i övriga landet. Järpen har sina livsmiljöer i tät barrskog med inblandning av lövträd och en väl utvecklad flerskiktad struktur med bärris och yngre eller undertryckta, täta granar i ett lägre skikt, ofta utmed bäckar och åar inne i den skyddande granskogen (SLU Artdatabanken, 2026).</w:t>
+      </w:r>
+    </w:p>
+    <w:p>
+      <w:r>
+        <w:t xml:space="preserve">Arten behöver lämpliga skogsbestånd om sammanlagt minst 25 hektar. Den är mycket stationär inom sitt revir och när ett par etablerat sig stannar de så länge miljön är intakt. Den undviker öppen mark och förﬂyttar sig sällan över större öppna myrar eller åkermark, och är därför känslig för fragmentering. Järpen överlever inte om dess livsmiljö kalavverkas och är även känslig för röjning, gallring och avverkning där unga granar och lövträd inte sparas i tillräcklig omfattning.  Järpe är typisk art för </w:t>
+      </w:r>
+      <w:r>
+        <w:rPr>
+          <w:i/>
+        </w:rPr>
+        <w:t>9010 Taiga, 9740 Skogsbevuxen myr</w:t>
+      </w:r>
+      <w:r>
+        <w:t xml:space="preserve"> och </w:t>
+      </w:r>
+      <w:r>
+        <w:rPr>
+          <w:i/>
+        </w:rPr>
+        <w:t>9080 Lövsumpskog</w:t>
+      </w:r>
+      <w:r>
+        <w:t xml:space="preserve"> (SLU Artdatabanken, 2026).</w:t>
+      </w:r>
+    </w:p>
+    <w:p>
+      <w:pPr>
+        <w:pStyle w:val="Heading2"/>
+      </w:pPr>
+      <w:r>
+        <w:t>Referenser – järpe</w:t>
+      </w:r>
+    </w:p>
+    <w:p>
+      <w:r>
+        <w:t xml:space="preserve">SLU Artdatabanken, 2026. </w:t>
+      </w:r>
+      <w:r>
+        <w:rPr>
+          <w:i/>
+        </w:rPr>
+        <w:t xml:space="preserve">Artfaktablad. Naturvård – artfakta. </w:t>
+      </w:r>
+      <w:r>
+        <w:t>SLU Artdatabanken, Uppsala</w:t>
       </w:r>
     </w:p>
     <w:p>
@@ -1214,7 +1461,7 @@
     <w:r>
       <w:tab/>
       <w:tab/>
-      <w:t>2026-07-18</w:t>
+      <w:t>2026-07-19</w:t>
       <w:br/>
       <w:br/>
     </w:r>

--- a/klagomål/A 26070-2026 FSC-klagomål.docx
+++ b/klagomål/A 26070-2026 FSC-klagomål.docx
@@ -1461,7 +1461,7 @@
     <w:r>
       <w:tab/>
       <w:tab/>
-      <w:t>2026-07-19</w:t>
+      <w:t>2026-07-20</w:t>
       <w:br/>
       <w:br/>
     </w:r>

--- a/klagomål/A 26070-2026 FSC-klagomål.docx
+++ b/klagomål/A 26070-2026 FSC-klagomål.docx
@@ -1461,7 +1461,7 @@
     <w:r>
       <w:tab/>
       <w:tab/>
-      <w:t>2026-07-20</w:t>
+      <w:t>2026-07-21</w:t>
       <w:br/>
       <w:br/>
     </w:r>

--- a/klagomål/A 26070-2026 FSC-klagomål.docx
+++ b/klagomål/A 26070-2026 FSC-klagomål.docx
@@ -1461,7 +1461,7 @@
     <w:r>
       <w:tab/>
       <w:tab/>
-      <w:t>2026-07-21</w:t>
+      <w:t>2026-07-22</w:t>
       <w:br/>
       <w:br/>
     </w:r>

--- a/klagomål/A 26070-2026 FSC-klagomål.docx
+++ b/klagomål/A 26070-2026 FSC-klagomål.docx
@@ -1461,7 +1461,7 @@
     <w:r>
       <w:tab/>
       <w:tab/>
-      <w:t>2026-07-22</w:t>
+      <w:t>2026-07-23</w:t>
       <w:br/>
       <w:br/>
     </w:r>

--- a/klagomål/A 26070-2026 FSC-klagomål.docx
+++ b/klagomål/A 26070-2026 FSC-klagomål.docx
@@ -1461,7 +1461,7 @@
     <w:r>
       <w:tab/>
       <w:tab/>
-      <w:t>2026-07-23</w:t>
+      <w:t>2026-07-24</w:t>
       <w:br/>
       <w:br/>
     </w:r>

--- a/klagomål/A 26070-2026 FSC-klagomål.docx
+++ b/klagomål/A 26070-2026 FSC-klagomål.docx
@@ -1461,7 +1461,7 @@
     <w:r>
       <w:tab/>
       <w:tab/>
-      <w:t>2026-07-24</w:t>
+      <w:t>2026-07-25</w:t>
       <w:br/>
       <w:br/>
     </w:r>

--- a/klagomål/A 26070-2026 FSC-klagomål.docx
+++ b/klagomål/A 26070-2026 FSC-klagomål.docx
@@ -1461,7 +1461,7 @@
     <w:r>
       <w:tab/>
       <w:tab/>
-      <w:t>2026-07-25</w:t>
+      <w:t>2026-07-26</w:t>
       <w:br/>
       <w:br/>
     </w:r>

--- a/klagomål/A 26070-2026 FSC-klagomål.docx
+++ b/klagomål/A 26070-2026 FSC-klagomål.docx
@@ -1461,7 +1461,7 @@
     <w:r>
       <w:tab/>
       <w:tab/>
-      <w:t>2026-07-26</w:t>
+      <w:t>2026-07-27</w:t>
       <w:br/>
       <w:br/>
     </w:r>

--- a/klagomål/A 26070-2026 FSC-klagomål.docx
+++ b/klagomål/A 26070-2026 FSC-klagomål.docx
@@ -1461,7 +1461,7 @@
     <w:r>
       <w:tab/>
       <w:tab/>
-      <w:t>2026-07-27</w:t>
+      <w:t>2026-07-28</w:t>
       <w:br/>
       <w:br/>
     </w:r>

--- a/klagomål/A 26070-2026 FSC-klagomål.docx
+++ b/klagomål/A 26070-2026 FSC-klagomål.docx
@@ -1461,7 +1461,7 @@
     <w:r>
       <w:tab/>
       <w:tab/>
-      <w:t>2026-07-28</w:t>
+      <w:t>2026-07-29</w:t>
       <w:br/>
       <w:br/>
     </w:r>

--- a/klagomål/A 26070-2026 FSC-klagomål.docx
+++ b/klagomål/A 26070-2026 FSC-klagomål.docx
@@ -1461,7 +1461,7 @@
     <w:r>
       <w:tab/>
       <w:tab/>
-      <w:t>2026-07-29</w:t>
+      <w:t>2026-07-30</w:t>
       <w:br/>
       <w:br/>
     </w:r>

--- a/klagomål/A 26070-2026 FSC-klagomål.docx
+++ b/klagomål/A 26070-2026 FSC-klagomål.docx
@@ -1461,7 +1461,7 @@
     <w:r>
       <w:tab/>
       <w:tab/>
-      <w:t>2026-07-30</w:t>
+      <w:t>2026-07-31</w:t>
       <w:br/>
       <w:br/>
     </w:r>

--- a/klagomål/A 26070-2026 FSC-klagomål.docx
+++ b/klagomål/A 26070-2026 FSC-klagomål.docx
@@ -1461,7 +1461,7 @@
     <w:r>
       <w:tab/>
       <w:tab/>
-      <w:t>2026-07-31</w:t>
+      <w:t>2026-08-01</w:t>
       <w:br/>
       <w:br/>
     </w:r>

--- a/klagomål/A 26070-2026 FSC-klagomål.docx
+++ b/klagomål/A 26070-2026 FSC-klagomål.docx
@@ -1461,7 +1461,7 @@
     <w:r>
       <w:tab/>
       <w:tab/>
-      <w:t>2026-08-01</w:t>
+      <w:t>2026-08-02</w:t>
       <w:br/>
       <w:br/>
     </w:r>

--- a/klagomål/A 26070-2026 FSC-klagomål.docx
+++ b/klagomål/A 26070-2026 FSC-klagomål.docx
@@ -1461,7 +1461,7 @@
     <w:r>
       <w:tab/>
       <w:tab/>
-      <w:t>2026-08-02</w:t>
+      <w:t>2026-08-03</w:t>
       <w:br/>
       <w:br/>
     </w:r>

--- a/klagomål/A 26070-2026 FSC-klagomål.docx
+++ b/klagomål/A 26070-2026 FSC-klagomål.docx
@@ -1461,7 +1461,7 @@
     <w:r>
       <w:tab/>
       <w:tab/>
-      <w:t>2026-08-03</w:t>
+      <w:t>2026-08-05</w:t>
       <w:br/>
       <w:br/>
     </w:r>

--- a/klagomål/A 26070-2026 FSC-klagomål.docx
+++ b/klagomål/A 26070-2026 FSC-klagomål.docx
@@ -1461,7 +1461,7 @@
     <w:r>
       <w:tab/>
       <w:tab/>
-      <w:t>2026-08-05</w:t>
+      <w:t>2026-08-07</w:t>
       <w:br/>
       <w:br/>
     </w:r>

--- a/klagomål/A 26070-2026 FSC-klagomål.docx
+++ b/klagomål/A 26070-2026 FSC-klagomål.docx
@@ -1461,7 +1461,7 @@
     <w:r>
       <w:tab/>
       <w:tab/>
-      <w:t>2026-08-07</w:t>
+      <w:t>2026-08-08</w:t>
       <w:br/>
       <w:br/>
     </w:r>

--- a/klagomål/A 26070-2026 FSC-klagomål.docx
+++ b/klagomål/A 26070-2026 FSC-klagomål.docx
@@ -178,7 +178,7 @@
       <w:r>
         <w:drawing>
           <wp:inline xmlns:a="http://schemas.openxmlformats.org/drawingml/2006/main" xmlns:pic="http://schemas.openxmlformats.org/drawingml/2006/picture">
-            <wp:extent cx="5486400" cy="4238291"/>
+            <wp:extent cx="5486400" cy="4128940"/>
             <wp:docPr id="1" name="Picture 1"/>
             <wp:cNvGraphicFramePr>
               <a:graphicFrameLocks noChangeAspect="1"/>
@@ -199,7 +199,7 @@
                   <pic:spPr>
                     <a:xfrm>
                       <a:off x="0" y="0"/>
-                      <a:ext cx="5486400" cy="4238291"/>
+                      <a:ext cx="5486400" cy="4128940"/>
                     </a:xfrm>
                     <a:prstGeom prst="rect"/>
                   </pic:spPr>
@@ -216,12 +216,12 @@
         <w:spacing w:after="240"/>
       </w:pPr>
       <w:r>
-        <w:t>Figur 1. Fyndplatser för naturvårdsarter i och inom 15 meter från avverkningsanmälan. Markörer utan svart kant är placerade på fyndplatsen. Markörer med svart kant är placerade vid sidan av fyndplatsen har ett svart streck som visar fyndplatsens exakta position. Kartans mittpunktskoordinat är N 6420376, E 557896 i SWEREF 99 TM.</w:t>
+        <w:t>Figur 1. Fyndplatser för naturvårdsarter i och inom 15 meter från avverkningsanmälan. Markörer utan svart kant är placerade på fyndplatsen. Markörer med svart kant är placerade vid sidan av fyndplatsen och har ett svart streck som visar fyndplatsens exakta position. Kartans mittpunktskoordinat är N 6420376, E 557896 i SWEREF 99 TM.</w:t>
       </w:r>
     </w:p>
     <w:p>
       <w:r>
-        <w:t>I och inom 15 meter från avverkningsanmälan finns fynd av 4 naturvårdsarter, varav 2 är rödlistade, 2 är fridlysta, 4 är typiska (T) och 1 är signalart (S): knärot (VU, T, §8), vedtrappmossa (NT, T), grönpyrola (S, T) och spillkråka (T, §4). Se Figur 1.</w:t>
+        <w:t>I och inom 15 meter från avverkningsanmälan finns fynd av 10 naturvårdsarter, varav 5 är rödlistade, 5 är fridlysta, 8 är typiska (T) och 1 är signalart (S): knärot (VU, T, §8), silverblåvinge (VU), tallticka (NT, T), talltita (NT, §4), vedtrappmossa (NT, T), grönpyrola (S, T), järpe (T, §4), spillkråka (T, §4), timmerticka (T) och tofsmes (T, §4). Se Figur 1.</w:t>
       </w:r>
     </w:p>
     <w:p>
@@ -352,6 +352,46 @@
         <w:rPr>
           <w:b/>
         </w:rPr>
+        <w:t xml:space="preserve">Tallticka (NT) </w:t>
+      </w:r>
+      <w:r>
+        <w:t xml:space="preserve">uppträder först på tallar som är 100–150 år gamla men är vanligast på träd som är runt 150–200 år eller äldre. I skogslandskapet är den främst knuten till tallnaturskogar och restbiotoper med biologiskt gamla träd och signalerar vanligtvis skyddsvärda tallbestånd med höga naturvärden. Tallticka är typisk art för </w:t>
+      </w:r>
+      <w:r>
+        <w:rPr>
+          <w:i/>
+        </w:rPr>
+        <w:t xml:space="preserve">9010 Taiga </w:t>
+      </w:r>
+      <w:r>
+        <w:t xml:space="preserve">och </w:t>
+      </w:r>
+      <w:r>
+        <w:rPr>
+          <w:i/>
+        </w:rPr>
+        <w:t>9060 Åsbarrskog</w:t>
+      </w:r>
+      <w:r>
+        <w:t xml:space="preserve"> (SLU Artdatabanken, 2023; Nitare &amp; Skogsstyrelsen, 2019).</w:t>
+      </w:r>
+    </w:p>
+    <w:p>
+      <w:r>
+        <w:rPr>
+          <w:b/>
+        </w:rPr>
+        <w:t>Talltita (NT, §4)</w:t>
+      </w:r>
+      <w:r>
+        <w:t>, rödlistad som nära hotad och prioriterad art i Skogsvårdslagen, har häckningsrevir i anmälan. Arten har minskat kraftigt de senaste 30 åren och minskningstakten innevarande 10-årsperiod beräknas till 20 (10–30) %. Talltitan är synnerligen trogen sitt cirka 15 hektar stora revir och är beroende av flerskiktade olikåldriga skogar för att kunna föda upp sina ungar. Talltitan försvinner om dess livsmiljö kalavverkas (Eggers &amp; Low, 2014; Ekman, 1979; Griesser et al, 2007; Klein, 2020; Siffczyk et al, 2003; SLU Artdatabanken, 2021).</w:t>
+      </w:r>
+    </w:p>
+    <w:p>
+      <w:r>
+        <w:rPr>
+          <w:b/>
+        </w:rPr>
         <w:t xml:space="preserve">Vedtrappmossa (NT) </w:t>
       </w:r>
       <w:r>
@@ -401,6 +441,35 @@
         <w:rPr>
           <w:b/>
         </w:rPr>
+        <w:t>Järpe (§4)</w:t>
+      </w:r>
+      <w:r>
+        <w:t xml:space="preserve">, som är upptagen i bilaga 1 och 2 EU:s fågeldirektiv, är mycket stationär inom sitt revir som är minst 25 hektar stort. Livsmiljöerna utgörs av tät barrskog med inblandning av lövträd och en väl utvecklad flerskiktad struktur med bärris och yngre eller undertryckta, täta granar i ett lägre skikt, ofta utmed bäckar och åar inne i den skyddande granskogen. Den överlever inte om dess livsmiljö kalavverkas och är även känslig för röjning, gallring och avverkning där unga granar och lövträd inte sparas i tillräcklig omfattning. Arten finns i sammanhängande grandominerad skog över hela Sverige men förekomsterna är betydligt glesare i Götaland än i övriga landet. Järpe är typisk art för </w:t>
+      </w:r>
+      <w:r>
+        <w:rPr>
+          <w:i/>
+        </w:rPr>
+        <w:t xml:space="preserve">9010 Taiga, 9080 Lövsumpskog </w:t>
+      </w:r>
+      <w:r>
+        <w:t xml:space="preserve">och </w:t>
+      </w:r>
+      <w:r>
+        <w:rPr>
+          <w:i/>
+        </w:rPr>
+        <w:t xml:space="preserve">9740 Skogsbevuxen myr </w:t>
+      </w:r>
+      <w:r>
+        <w:t>(SLU Artdatabanken, 2026).</w:t>
+      </w:r>
+    </w:p>
+    <w:p>
+      <w:r>
+        <w:rPr>
+          <w:b/>
+        </w:rPr>
         <w:t>Spillkråka (§4)</w:t>
       </w:r>
       <w:r>
@@ -423,6 +492,55 @@
       </w:r>
       <w:r>
         <w:t>. Den behöver grova träd, främst tall, asp och bok som boträd. Skogsbruk med korta omloppstider och täta, homogena ungskogar utgör det största hotet. Spillkråka är en nyckelart i skogliga miljöer vars övergivna bohål utnyttjas av flera andra hålhäckande fågelarter och fladdermöss, däribland pärluggla (EN, §4), knipa (§4), salskrake (§4) och skogsduva (§4). Hökuggla (VU, §4) och slaguggla (§4) häckar ofta i högstubbar som brutits av i höjd med ett gammalt spillkråkebo (SLU Artdatabanken, 2026; Skogsstyrelsen, 2016).</w:t>
+      </w:r>
+    </w:p>
+    <w:p>
+      <w:r>
+        <w:rPr>
+          <w:b/>
+        </w:rPr>
+        <w:t>Timmerticka</w:t>
+      </w:r>
+      <w:r>
+        <w:t xml:space="preserve"> är typisk art för </w:t>
+      </w:r>
+      <w:r>
+        <w:rPr>
+          <w:i/>
+        </w:rPr>
+        <w:t>9060 Åsbarrskog</w:t>
+      </w:r>
+      <w:r>
+        <w:t>. Bland annat åtgärdsprogramsarten skrovlig flatbagge (NT) samt timmertickgnagare kan påträffas på eller i nära anslutning till fruktkroppar av timmerticka</w:t>
+      </w:r>
+      <w:r>
+        <w:rPr>
+          <w:i/>
+        </w:rPr>
+        <w:t xml:space="preserve"> </w:t>
+      </w:r>
+      <w:r>
+        <w:t>(SLU Artdatabanken, 2026).</w:t>
+      </w:r>
+    </w:p>
+    <w:p>
+      <w:r>
+        <w:rPr>
+          <w:b/>
+        </w:rPr>
+        <w:t>Tofsmes (§4)</w:t>
+      </w:r>
+      <w:r>
+        <w:t xml:space="preserve"> häckar i barr- och blandskog, främst i tallskog. Tofsmes är typisk art för </w:t>
+      </w:r>
+      <w:r>
+        <w:rPr>
+          <w:i/>
+        </w:rPr>
+        <w:t xml:space="preserve">9010 Taiga </w:t>
+      </w:r>
+      <w:r>
+        <w:t>(SLU Artdatabanken, 2025).</w:t>
       </w:r>
     </w:p>
     <w:p>
@@ -531,7 +649,7 @@
         <w:rPr>
           <w:i/>
         </w:rPr>
-        <w:t>I det avverkningsanmälda skogsområdet har 4 naturvårdsarter varav 2 rödlistade arter sina livsmiljöer och växtplatser.</w:t>
+        <w:t>I det avverkningsanmälda skogsområdet har 10 naturvårdsarter varav 5 rödlistade arter sina livsmiljöer och växtplatser.</w:t>
       </w:r>
     </w:p>
     <w:p>
@@ -963,6 +1081,184 @@
       </w:r>
       <w:r>
         <w:t>SLU Artdatabanken, Uppsala.</w:t>
+      </w:r>
+    </w:p>
+    <w:p>
+      <w:pPr>
+        <w:pStyle w:val="Heading1"/>
+      </w:pPr>
+      <w:r>
+        <w:t>Talltita – ekologi samt krav på livsmiljön</w:t>
+      </w:r>
+    </w:p>
+    <w:p>
+      <w:r>
+        <w:t>Talltita är rödlistad som NT, fridlyst och prioriterad art i Skogsvårdslagen. Den omfattas av EU:s fågeldirektiv. Arten har minskat kraftigt de senaste 30 åren och minskningstakten innevarande 10-årsperiod beräknas till 20 (10–30) % (SLU Artdatabanken, 2022).</w:t>
+      </w:r>
+    </w:p>
+    <w:p>
+      <w:r>
+        <w:t>Talltita föredrar större sammanhängande barrskogar, och finns såväl i tallskog som granskog och i lövblandad barrskog. Skogens struktur är viktig och ska helst vara flerskiktad med riklig underväxt av mindre granar, björk och andra lövträd och buskar. Tillgång på murknande högstubbar är särskilt viktig, eftersom talltitan helst själv hackar ut sitt bohål (SLU Artdatabanken, 2022).</w:t>
+      </w:r>
+    </w:p>
+    <w:p>
+      <w:r>
+        <w:t>Det finns flera studier som visar att talltita är känslig för gallring och inte överlever när dess livsmiljö kalavverkas (Eggers and Low, 2014; Griesser et al., 2007; Klein, 2020). Talltitans revir är förhållandevis stora, 10–20 hektar och arten missgynnas när skogen fragmenteras. Kalavverkning av större delar av reviret innebär att det överges (Artdatabanken, 2021).</w:t>
+      </w:r>
+    </w:p>
+    <w:p>
+      <w:r>
+        <w:t>Talltitan är synnerligen trogen sitt revir så länge paret lever och biotopen förblir intakt. Paret stannar i sitt revir året om. En förlust av ett revir har därför en stor inverkan på den lokala populationen och trakthyggesbruket anses vara orsak till den svenska populationens kraftiga minskning. Talltiteparets revirtrohet innebär att närhelst under året man observerar en adult talltita så ingår denna plats i reviret (Siffczyk et al., 2003; Ekman, 1979).</w:t>
+      </w:r>
+    </w:p>
+    <w:p>
+      <w:pPr>
+        <w:pStyle w:val="Heading2"/>
+      </w:pPr>
+      <w:r>
+        <w:t>Referenser – talltita</w:t>
+      </w:r>
+    </w:p>
+    <w:p>
+      <w:r>
+        <w:t xml:space="preserve">Eggers, S., Low, M., 2014. </w:t>
+      </w:r>
+      <w:r>
+        <w:rPr>
+          <w:i/>
+        </w:rPr>
+        <w:t xml:space="preserve">Differential demographic responses of sympatric Parids to vegetation management in boreal forest. </w:t>
+      </w:r>
+      <w:r>
+        <w:t>For. Ecol. Manage. 319, 169–175.</w:t>
+      </w:r>
+    </w:p>
+    <w:p>
+      <w:r>
+        <w:t xml:space="preserve">Ekman, J., 1979. </w:t>
+      </w:r>
+      <w:r>
+        <w:rPr>
+          <w:i/>
+        </w:rPr>
+        <w:t xml:space="preserve">Coherence, composition and territories of winter social groups of the Willow Tit Parus montanus and the Crested Tit P. cristatus. </w:t>
+      </w:r>
+      <w:r>
+        <w:t>Ornis Scandinavica, 10, pp 56–68</w:t>
+      </w:r>
+    </w:p>
+    <w:p>
+      <w:r>
+        <w:t xml:space="preserve">Griesser, M., Nystrand, M., Eggers, S., Ekman, J., 2007. </w:t>
+      </w:r>
+      <w:r>
+        <w:rPr>
+          <w:i/>
+        </w:rPr>
+        <w:t xml:space="preserve">Impact of forestry practices on fitness correlates and population productivity in an open-nesting bird species. </w:t>
+      </w:r>
+      <w:r>
+        <w:t>Conserv. Biol. 21, 767–774. https://doi.org/10.1111/j.1523- 1739.2007.00675.x</w:t>
+      </w:r>
+    </w:p>
+    <w:p>
+      <w:r>
+        <w:t xml:space="preserve">Klein, J., 2020. </w:t>
+      </w:r>
+      <w:r>
+        <w:rPr>
+          <w:i/>
+        </w:rPr>
+        <w:t xml:space="preserve">The forgotten forest – On thinning, retention, and biodiversity in the boreal forest. </w:t>
+      </w:r>
+      <w:r>
+        <w:t>Doctoral Thesis No. 2020:50</w:t>
+      </w:r>
+    </w:p>
+    <w:p>
+      <w:r>
+        <w:t xml:space="preserve">Siffczyk, C., Brotons, L., Kangas, K., Orell, M., 2003. </w:t>
+      </w:r>
+      <w:r>
+        <w:rPr>
+          <w:i/>
+        </w:rPr>
+        <w:t xml:space="preserve">Home range size of willow tits. </w:t>
+      </w:r>
+      <w:r>
+        <w:t>Oecologica, 136, 635–642 (2003)</w:t>
+      </w:r>
+    </w:p>
+    <w:p>
+      <w:r>
+        <w:t xml:space="preserve">SLU Artdatabanken, 2021. </w:t>
+      </w:r>
+      <w:r>
+        <w:rPr>
+          <w:i/>
+        </w:rPr>
+        <w:t xml:space="preserve">Artfaktablad. Naturvård – artfakta. </w:t>
+      </w:r>
+      <w:r>
+        <w:t>SLU Artdatabanken, Uppsala</w:t>
+      </w:r>
+    </w:p>
+    <w:p>
+      <w:pPr>
+        <w:pStyle w:val="Heading1"/>
+      </w:pPr>
+      <w:r>
+        <w:t>Järpe – ekologi samt krav på livsmiljön</w:t>
+      </w:r>
+    </w:p>
+    <w:p>
+      <w:r>
+        <w:t>Järpe är fridlyst enligt 4§ artskyddsförordningen och upptagen i bilaga 1 och 2 EU:s fågeldirektiv. Den finns i sammanhängande grandominerad skog över hela Sverige men förekomsterna är betydligt glesare i Götaland än i övriga landet. Järpen har sina livsmiljöer i tät barrskog med inblandning av lövträd och en väl utvecklad flerskiktad struktur med bärris och yngre eller undertryckta, täta granar i ett lägre skikt, ofta utmed bäckar och åar inne i den skyddande granskogen (SLU Artdatabanken, 2026).</w:t>
+      </w:r>
+    </w:p>
+    <w:p>
+      <w:r>
+        <w:t xml:space="preserve">Arten behöver lämpliga skogsbestånd om sammanlagt minst 25 hektar. Den är mycket stationär inom sitt revir och när ett par etablerat sig stannar de så länge miljön är intakt. Den undviker öppen mark och förﬂyttar sig sällan över större öppna myrar eller åkermark, och är därför känslig för fragmentering. Järpen överlever inte om dess livsmiljö kalavverkas och är även känslig för röjning, gallring och avverkning där unga granar och lövträd inte sparas i tillräcklig omfattning.  Järpe är typisk art för </w:t>
+      </w:r>
+      <w:r>
+        <w:rPr>
+          <w:i/>
+        </w:rPr>
+        <w:t>9010 Taiga, 9740 Skogsbevuxen myr</w:t>
+      </w:r>
+      <w:r>
+        <w:t xml:space="preserve"> och </w:t>
+      </w:r>
+      <w:r>
+        <w:rPr>
+          <w:i/>
+        </w:rPr>
+        <w:t>9080 Lövsumpskog</w:t>
+      </w:r>
+      <w:r>
+        <w:t xml:space="preserve"> (SLU Artdatabanken, 2026).</w:t>
+      </w:r>
+    </w:p>
+    <w:p>
+      <w:pPr>
+        <w:pStyle w:val="Heading2"/>
+      </w:pPr>
+      <w:r>
+        <w:t>Referenser – järpe</w:t>
+      </w:r>
+    </w:p>
+    <w:p>
+      <w:r>
+        <w:t xml:space="preserve">SLU Artdatabanken, 2026. </w:t>
+      </w:r>
+      <w:r>
+        <w:rPr>
+          <w:i/>
+        </w:rPr>
+        <w:t xml:space="preserve">Artfaktablad. Naturvård – artfakta. </w:t>
+      </w:r>
+      <w:r>
+        <w:t>SLU Artdatabanken, Uppsala</w:t>
       </w:r>
     </w:p>
     <w:p>
@@ -1165,7 +1461,7 @@
     <w:r>
       <w:tab/>
       <w:tab/>
-      <w:t>2026-08-14</w:t>
+      <w:t>2026-08-15</w:t>
       <w:br/>
       <w:br/>
     </w:r>

--- a/klagomål/A 26070-2026 FSC-klagomål.docx
+++ b/klagomål/A 26070-2026 FSC-klagomål.docx
@@ -1461,7 +1461,7 @@
     <w:r>
       <w:tab/>
       <w:tab/>
-      <w:t>2026-08-15</w:t>
+      <w:t>2026-08-16</w:t>
       <w:br/>
       <w:br/>
     </w:r>

--- a/klagomål/A 26070-2026 FSC-klagomål.docx
+++ b/klagomål/A 26070-2026 FSC-klagomål.docx
@@ -1461,7 +1461,7 @@
     <w:r>
       <w:tab/>
       <w:tab/>
-      <w:t>2026-08-16</w:t>
+      <w:t>2026-08-17</w:t>
       <w:br/>
       <w:br/>
     </w:r>

--- a/klagomål/A 26070-2026 FSC-klagomål.docx
+++ b/klagomål/A 26070-2026 FSC-klagomål.docx
@@ -1461,7 +1461,7 @@
     <w:r>
       <w:tab/>
       <w:tab/>
-      <w:t>2026-08-17</w:t>
+      <w:t>2026-08-18</w:t>
       <w:br/>
       <w:br/>
     </w:r>

--- a/klagomål/A 26070-2026 FSC-klagomål.docx
+++ b/klagomål/A 26070-2026 FSC-klagomål.docx
@@ -1461,7 +1461,7 @@
     <w:r>
       <w:tab/>
       <w:tab/>
-      <w:t>2026-08-18</w:t>
+      <w:t>2026-08-19</w:t>
       <w:br/>
       <w:br/>
     </w:r>

--- a/klagomål/A 26070-2026 FSC-klagomål.docx
+++ b/klagomål/A 26070-2026 FSC-klagomål.docx
@@ -1461,7 +1461,7 @@
     <w:r>
       <w:tab/>
       <w:tab/>
-      <w:t>2026-08-19</w:t>
+      <w:t>2026-08-20</w:t>
       <w:br/>
       <w:br/>
     </w:r>

--- a/klagomål/A 26070-2026 FSC-klagomål.docx
+++ b/klagomål/A 26070-2026 FSC-klagomål.docx
@@ -1461,7 +1461,7 @@
     <w:r>
       <w:tab/>
       <w:tab/>
-      <w:t>2026-08-20</w:t>
+      <w:t>2026-08-21</w:t>
       <w:br/>
       <w:br/>
     </w:r>

--- a/klagomål/A 26070-2026 FSC-klagomål.docx
+++ b/klagomål/A 26070-2026 FSC-klagomål.docx
@@ -1461,7 +1461,7 @@
     <w:r>
       <w:tab/>
       <w:tab/>
-      <w:t>2026-08-21</w:t>
+      <w:t>2026-08-22</w:t>
       <w:br/>
       <w:br/>
     </w:r>

--- a/klagomål/A 26070-2026 FSC-klagomål.docx
+++ b/klagomål/A 26070-2026 FSC-klagomål.docx
@@ -1461,7 +1461,7 @@
     <w:r>
       <w:tab/>
       <w:tab/>
-      <w:t>2026-08-22</w:t>
+      <w:t>2026-08-23</w:t>
       <w:br/>
       <w:br/>
     </w:r>

--- a/klagomål/A 26070-2026 FSC-klagomål.docx
+++ b/klagomål/A 26070-2026 FSC-klagomål.docx
@@ -1461,7 +1461,7 @@
     <w:r>
       <w:tab/>
       <w:tab/>
-      <w:t>2026-08-23</w:t>
+      <w:t>2026-08-24</w:t>
       <w:br/>
       <w:br/>
     </w:r>

--- a/klagomål/A 26070-2026 FSC-klagomål.docx
+++ b/klagomål/A 26070-2026 FSC-klagomål.docx
@@ -1461,7 +1461,7 @@
     <w:r>
       <w:tab/>
       <w:tab/>
-      <w:t>2026-08-24</w:t>
+      <w:t>2026-08-25</w:t>
       <w:br/>
       <w:br/>
     </w:r>

--- a/klagomål/A 26070-2026 FSC-klagomål.docx
+++ b/klagomål/A 26070-2026 FSC-klagomål.docx
@@ -1461,7 +1461,7 @@
     <w:r>
       <w:tab/>
       <w:tab/>
-      <w:t>2026-08-25</w:t>
+      <w:t>2026-08-26</w:t>
       <w:br/>
       <w:br/>
     </w:r>

--- a/klagomål/A 26070-2026 FSC-klagomål.docx
+++ b/klagomål/A 26070-2026 FSC-klagomål.docx
@@ -1461,7 +1461,7 @@
     <w:r>
       <w:tab/>
       <w:tab/>
-      <w:t>2026-08-26</w:t>
+      <w:t>2026-08-27</w:t>
       <w:br/>
       <w:br/>
     </w:r>

--- a/klagomål/A 26070-2026 FSC-klagomål.docx
+++ b/klagomål/A 26070-2026 FSC-klagomål.docx
@@ -1461,7 +1461,7 @@
     <w:r>
       <w:tab/>
       <w:tab/>
-      <w:t>2026-08-27</w:t>
+      <w:t>2026-08-28</w:t>
       <w:br/>
       <w:br/>
     </w:r>

--- a/klagomål/A 26070-2026 FSC-klagomål.docx
+++ b/klagomål/A 26070-2026 FSC-klagomål.docx
@@ -1461,7 +1461,7 @@
     <w:r>
       <w:tab/>
       <w:tab/>
-      <w:t>2026-08-28</w:t>
+      <w:t>2026-08-29</w:t>
       <w:br/>
       <w:br/>
     </w:r>

--- a/klagomål/A 26070-2026 FSC-klagomål.docx
+++ b/klagomål/A 26070-2026 FSC-klagomål.docx
@@ -1461,7 +1461,7 @@
     <w:r>
       <w:tab/>
       <w:tab/>
-      <w:t>2026-08-29</w:t>
+      <w:t>2026-08-31</w:t>
       <w:br/>
       <w:br/>
     </w:r>

--- a/klagomål/A 26070-2026 FSC-klagomål.docx
+++ b/klagomål/A 26070-2026 FSC-klagomål.docx
@@ -1461,7 +1461,7 @@
     <w:r>
       <w:tab/>
       <w:tab/>
-      <w:t>2026-08-31</w:t>
+      <w:t>2026-09-01</w:t>
       <w:br/>
       <w:br/>
     </w:r>

--- a/klagomål/A 26070-2026 FSC-klagomål.docx
+++ b/klagomål/A 26070-2026 FSC-klagomål.docx
@@ -1461,7 +1461,7 @@
     <w:r>
       <w:tab/>
       <w:tab/>
-      <w:t>2026-09-01</w:t>
+      <w:t>2026-09-02</w:t>
       <w:br/>
       <w:br/>
     </w:r>

--- a/klagomål/A 26070-2026 FSC-klagomål.docx
+++ b/klagomål/A 26070-2026 FSC-klagomål.docx
@@ -1461,7 +1461,7 @@
     <w:r>
       <w:tab/>
       <w:tab/>
-      <w:t>2026-09-02</w:t>
+      <w:t>2026-09-03</w:t>
       <w:br/>
       <w:br/>
     </w:r>

--- a/klagomål/A 26070-2026 FSC-klagomål.docx
+++ b/klagomål/A 26070-2026 FSC-klagomål.docx
@@ -1461,7 +1461,7 @@
     <w:r>
       <w:tab/>
       <w:tab/>
-      <w:t>2026-09-03</w:t>
+      <w:t>2026-09-04</w:t>
       <w:br/>
       <w:br/>
     </w:r>

--- a/klagomål/A 26070-2026 FSC-klagomål.docx
+++ b/klagomål/A 26070-2026 FSC-klagomål.docx
@@ -1461,7 +1461,7 @@
     <w:r>
       <w:tab/>
       <w:tab/>
-      <w:t>2026-09-04</w:t>
+      <w:t>2026-09-05</w:t>
       <w:br/>
       <w:br/>
     </w:r>

--- a/klagomål/A 26070-2026 FSC-klagomål.docx
+++ b/klagomål/A 26070-2026 FSC-klagomål.docx
@@ -1461,7 +1461,7 @@
     <w:r>
       <w:tab/>
       <w:tab/>
-      <w:t>2026-09-05</w:t>
+      <w:t>2026-09-06</w:t>
       <w:br/>
       <w:br/>
     </w:r>

--- a/klagomål/A 26070-2026 FSC-klagomål.docx
+++ b/klagomål/A 26070-2026 FSC-klagomål.docx
@@ -1461,7 +1461,7 @@
     <w:r>
       <w:tab/>
       <w:tab/>
-      <w:t>2026-09-06</w:t>
+      <w:t>2026-09-07</w:t>
       <w:br/>
       <w:br/>
     </w:r>

--- a/klagomål/A 26070-2026 FSC-klagomål.docx
+++ b/klagomål/A 26070-2026 FSC-klagomål.docx
@@ -1461,7 +1461,7 @@
     <w:r>
       <w:tab/>
       <w:tab/>
-      <w:t>2026-09-07</w:t>
+      <w:t>2026-09-08</w:t>
       <w:br/>
       <w:br/>
     </w:r>

--- a/klagomål/A 26070-2026 FSC-klagomål.docx
+++ b/klagomål/A 26070-2026 FSC-klagomål.docx
@@ -1461,7 +1461,7 @@
     <w:r>
       <w:tab/>
       <w:tab/>
-      <w:t>2026-09-08</w:t>
+      <w:t>2026-09-09</w:t>
       <w:br/>
       <w:br/>
     </w:r>

--- a/klagomål/A 26070-2026 FSC-klagomål.docx
+++ b/klagomål/A 26070-2026 FSC-klagomål.docx
@@ -1461,7 +1461,7 @@
     <w:r>
       <w:tab/>
       <w:tab/>
-      <w:t>2026-09-09</w:t>
+      <w:t>2026-09-10</w:t>
       <w:br/>
       <w:br/>
     </w:r>

--- a/klagomål/A 26070-2026 FSC-klagomål.docx
+++ b/klagomål/A 26070-2026 FSC-klagomål.docx
@@ -1461,7 +1461,7 @@
     <w:r>
       <w:tab/>
       <w:tab/>
-      <w:t>2026-09-10</w:t>
+      <w:t>2026-09-11</w:t>
       <w:br/>
       <w:br/>
     </w:r>

--- a/klagomål/A 26070-2026 FSC-klagomål.docx
+++ b/klagomål/A 26070-2026 FSC-klagomål.docx
@@ -1461,7 +1461,7 @@
     <w:r>
       <w:tab/>
       <w:tab/>
-      <w:t>2026-09-11</w:t>
+      <w:t>2026-09-12</w:t>
       <w:br/>
       <w:br/>
     </w:r>
